--- a/ВКР_Галявиев_заполненный.docx
+++ b/ВКР_Галявиев_заполненный.docx
@@ -346,7 +346,23 @@
           <w:rFonts w:eastAsia="Times New Roman"/>
           <w:lang w:eastAsia="ru-RU"/>
         </w:rPr>
-        <w:t>Data science. Искусственный интеллект</w:t>
+        <w:t xml:space="preserve">Data </w:t>
+      </w:r>
+      <w:proofErr w:type="spellStart"/>
+      <w:r>
+        <w:rPr>
+          <w:rFonts w:eastAsia="Times New Roman"/>
+          <w:lang w:eastAsia="ru-RU"/>
+        </w:rPr>
+        <w:t>science</w:t>
+      </w:r>
+      <w:proofErr w:type="spellEnd"/>
+      <w:r>
+        <w:rPr>
+          <w:rFonts w:eastAsia="Times New Roman"/>
+          <w:lang w:eastAsia="ru-RU"/>
+        </w:rPr>
+        <w:t>. Искусственный интеллект</w:t>
       </w:r>
       <w:r>
         <w:rPr>
@@ -461,28 +477,57 @@
               <w:ind w:left="34" w:firstLine="0"/>
               <w:jc w:val="left"/>
             </w:pPr>
+            <w:proofErr w:type="spellStart"/>
             <w:r>
               <w:rPr>
                 <w:bCs/>
               </w:rPr>
-              <w:t>Галявиев Айд</w:t>
-            </w:r>
+              <w:t>Галявиев</w:t>
+            </w:r>
+            <w:proofErr w:type="spellEnd"/>
             <w:r>
               <w:rPr>
                 <w:bCs/>
               </w:rPr>
+              <w:t xml:space="preserve"> </w:t>
+            </w:r>
+            <w:proofErr w:type="spellStart"/>
+            <w:r>
+              <w:rPr>
+                <w:bCs/>
+              </w:rPr>
+              <w:t>Айд</w:t>
+            </w:r>
+            <w:r>
+              <w:rPr>
+                <w:bCs/>
+              </w:rPr>
               <w:t>э</w:t>
             </w:r>
             <w:r>
               <w:rPr>
                 <w:bCs/>
               </w:rPr>
-              <w:t>р Ил</w:t>
-            </w:r>
+              <w:t>р</w:t>
+            </w:r>
+            <w:proofErr w:type="spellEnd"/>
             <w:r>
               <w:rPr>
                 <w:bCs/>
               </w:rPr>
+              <w:t xml:space="preserve"> </w:t>
+            </w:r>
+            <w:proofErr w:type="spellStart"/>
+            <w:r>
+              <w:rPr>
+                <w:bCs/>
+              </w:rPr>
+              <w:t>Ил</w:t>
+            </w:r>
+            <w:r>
+              <w:rPr>
+                <w:bCs/>
+              </w:rPr>
               <w:t>д</w:t>
             </w:r>
             <w:r>
@@ -503,6 +548,7 @@
               </w:rPr>
               <w:t>ович</w:t>
             </w:r>
+            <w:proofErr w:type="spellEnd"/>
           </w:p>
           <w:p>
             <w:pPr>
@@ -560,12 +606,14 @@
                 <w:b/>
               </w:rPr>
             </w:pPr>
+            <w:proofErr w:type="spellStart"/>
             <w:r>
               <w:rPr>
                 <w:bCs/>
               </w:rPr>
               <w:t>к.т.н</w:t>
             </w:r>
+            <w:proofErr w:type="spellEnd"/>
             <w:r>
               <w:rPr>
                 <w:bCs/>
@@ -808,7 +856,7 @@
           <w:r>
             <w:fldChar w:fldCharType="separate"/>
           </w:r>
-          <w:hyperlink w:anchor="_Toc232255657" w:history="1">
+          <w:hyperlink w:anchor="_Toc232256360" w:history="1">
             <w:r>
               <w:rPr>
                 <w:rStyle w:val="a6"/>
@@ -833,7 +881,7 @@
               <w:rPr>
                 <w:webHidden/>
               </w:rPr>
-              <w:instrText xml:space="preserve"> PAGEREF _Toc232255657 \h </w:instrText>
+              <w:instrText xml:space="preserve"> PAGEREF _Toc232256360 \h </w:instrText>
             </w:r>
             <w:r>
               <w:rPr>
@@ -873,7 +921,7 @@
               <w14:ligatures w14:val="standardContextual"/>
             </w:rPr>
           </w:pPr>
-          <w:hyperlink w:anchor="_Toc232255658" w:history="1">
+          <w:hyperlink w:anchor="_Toc232256361" w:history="1">
             <w:r>
               <w:rPr>
                 <w:rStyle w:val="a6"/>
@@ -898,7 +946,7 @@
               <w:rPr>
                 <w:webHidden/>
               </w:rPr>
-              <w:instrText xml:space="preserve"> PAGEREF _Toc232255658 \h </w:instrText>
+              <w:instrText xml:space="preserve"> PAGEREF _Toc232256361 \h </w:instrText>
             </w:r>
             <w:r>
               <w:rPr>
@@ -915,7 +963,7 @@
               <w:rPr>
                 <w:webHidden/>
               </w:rPr>
-              <w:t>5</w:t>
+              <w:t>4</w:t>
             </w:r>
             <w:r>
               <w:rPr>
@@ -938,7 +986,7 @@
               <w14:ligatures w14:val="standardContextual"/>
             </w:rPr>
           </w:pPr>
-          <w:hyperlink w:anchor="_Toc232255659" w:history="1">
+          <w:hyperlink w:anchor="_Toc232256362" w:history="1">
             <w:r>
               <w:rPr>
                 <w:rStyle w:val="a6"/>
@@ -967,7 +1015,7 @@
                 <w:noProof/>
                 <w:webHidden/>
               </w:rPr>
-              <w:instrText xml:space="preserve"> PAGEREF _Toc232255659 \h </w:instrText>
+              <w:instrText xml:space="preserve"> PAGEREF _Toc232256362 \h </w:instrText>
             </w:r>
             <w:r>
               <w:rPr>
@@ -987,7 +1035,7 @@
                 <w:noProof/>
                 <w:webHidden/>
               </w:rPr>
-              <w:t>5</w:t>
+              <w:t>4</w:t>
             </w:r>
             <w:r>
               <w:rPr>
@@ -1011,7 +1059,7 @@
               <w14:ligatures w14:val="standardContextual"/>
             </w:rPr>
           </w:pPr>
-          <w:hyperlink w:anchor="_Toc232255660" w:history="1">
+          <w:hyperlink w:anchor="_Toc232256363" w:history="1">
             <w:r>
               <w:rPr>
                 <w:rStyle w:val="a6"/>
@@ -1040,7 +1088,7 @@
                 <w:noProof/>
                 <w:webHidden/>
               </w:rPr>
-              <w:instrText xml:space="preserve"> PAGEREF _Toc232255660 \h </w:instrText>
+              <w:instrText xml:space="preserve"> PAGEREF _Toc232256363 \h </w:instrText>
             </w:r>
             <w:r>
               <w:rPr>
@@ -1060,7 +1108,7 @@
                 <w:noProof/>
                 <w:webHidden/>
               </w:rPr>
-              <w:t>6</w:t>
+              <w:t>4</w:t>
             </w:r>
             <w:r>
               <w:rPr>
@@ -1084,7 +1132,7 @@
               <w14:ligatures w14:val="standardContextual"/>
             </w:rPr>
           </w:pPr>
-          <w:hyperlink w:anchor="_Toc232255661" w:history="1">
+          <w:hyperlink w:anchor="_Toc232256364" w:history="1">
             <w:r>
               <w:rPr>
                 <w:rStyle w:val="a6"/>
@@ -1092,7 +1140,7 @@
                 <w:noProof/>
                 <w:lang w:eastAsia="ru-RU"/>
               </w:rPr>
-              <w:t>Разделение данных</w:t>
+              <w:t>Обучение модели</w:t>
             </w:r>
             <w:r>
               <w:rPr>
@@ -1113,7 +1161,7 @@
                 <w:noProof/>
                 <w:webHidden/>
               </w:rPr>
-              <w:instrText xml:space="preserve"> PAGEREF _Toc232255661 \h </w:instrText>
+              <w:instrText xml:space="preserve"> PAGEREF _Toc232256364 \h </w:instrText>
             </w:r>
             <w:r>
               <w:rPr>
@@ -1133,7 +1181,7 @@
                 <w:noProof/>
                 <w:webHidden/>
               </w:rPr>
-              <w:t>7</w:t>
+              <w:t>5</w:t>
             </w:r>
             <w:r>
               <w:rPr>
@@ -1157,7 +1205,7 @@
               <w14:ligatures w14:val="standardContextual"/>
             </w:rPr>
           </w:pPr>
-          <w:hyperlink w:anchor="_Toc232255662" w:history="1">
+          <w:hyperlink w:anchor="_Toc232256365" w:history="1">
             <w:r>
               <w:rPr>
                 <w:rStyle w:val="a6"/>
@@ -1165,7 +1213,7 @@
                 <w:noProof/>
                 <w:lang w:eastAsia="ru-RU"/>
               </w:rPr>
-              <w:t>Обучение модели</w:t>
+              <w:t>Оценка модели</w:t>
             </w:r>
             <w:r>
               <w:rPr>
@@ -1186,7 +1234,7 @@
                 <w:noProof/>
                 <w:webHidden/>
               </w:rPr>
-              <w:instrText xml:space="preserve"> PAGEREF _Toc232255662 \h </w:instrText>
+              <w:instrText xml:space="preserve"> PAGEREF _Toc232256365 \h </w:instrText>
             </w:r>
             <w:r>
               <w:rPr>
@@ -1206,7 +1254,7 @@
                 <w:noProof/>
                 <w:webHidden/>
               </w:rPr>
-              <w:t>7</w:t>
+              <w:t>6</w:t>
             </w:r>
             <w:r>
               <w:rPr>
@@ -1230,7 +1278,7 @@
               <w14:ligatures w14:val="standardContextual"/>
             </w:rPr>
           </w:pPr>
-          <w:hyperlink w:anchor="_Toc232255663" w:history="1">
+          <w:hyperlink w:anchor="_Toc232256366" w:history="1">
             <w:r>
               <w:rPr>
                 <w:rStyle w:val="a6"/>
@@ -1238,7 +1286,7 @@
                 <w:noProof/>
                 <w:lang w:eastAsia="ru-RU"/>
               </w:rPr>
-              <w:t>Оценка модели</w:t>
+              <w:t>Streamlit-приложение</w:t>
             </w:r>
             <w:r>
               <w:rPr>
@@ -1259,7 +1307,7 @@
                 <w:noProof/>
                 <w:webHidden/>
               </w:rPr>
-              <w:instrText xml:space="preserve"> PAGEREF _Toc232255663 \h </w:instrText>
+              <w:instrText xml:space="preserve"> PAGEREF _Toc232256366 \h </w:instrText>
             </w:r>
             <w:r>
               <w:rPr>
@@ -1279,80 +1327,7 @@
                 <w:noProof/>
                 <w:webHidden/>
               </w:rPr>
-              <w:t>8</w:t>
-            </w:r>
-            <w:r>
-              <w:rPr>
-                <w:noProof/>
-                <w:webHidden/>
-              </w:rPr>
-              <w:fldChar w:fldCharType="end"/>
-            </w:r>
-          </w:hyperlink>
-        </w:p>
-        <w:p>
-          <w:pPr>
-            <w:pStyle w:val="31"/>
-            <w:rPr>
-              <w:rFonts w:asciiTheme="minorHAnsi" w:eastAsiaTheme="minorEastAsia" w:hAnsiTheme="minorHAnsi" w:cstheme="minorBidi"/>
-              <w:noProof/>
-              <w:kern w:val="2"/>
-              <w:sz w:val="24"/>
-              <w:szCs w:val="24"/>
-              <w:lang w:eastAsia="ru-RU"/>
-              <w14:ligatures w14:val="standardContextual"/>
-            </w:rPr>
-          </w:pPr>
-          <w:hyperlink w:anchor="_Toc232255664" w:history="1">
-            <w:r>
-              <w:rPr>
-                <w:rStyle w:val="a6"/>
-                <w:rFonts w:eastAsia="Times New Roman"/>
-                <w:noProof/>
-                <w:lang w:eastAsia="ru-RU"/>
-              </w:rPr>
-              <w:t>Streamlit-приложение</w:t>
-            </w:r>
-            <w:r>
-              <w:rPr>
-                <w:noProof/>
-                <w:webHidden/>
-              </w:rPr>
-              <w:tab/>
-            </w:r>
-            <w:r>
-              <w:rPr>
-                <w:noProof/>
-                <w:webHidden/>
-              </w:rPr>
-              <w:fldChar w:fldCharType="begin"/>
-            </w:r>
-            <w:r>
-              <w:rPr>
-                <w:noProof/>
-                <w:webHidden/>
-              </w:rPr>
-              <w:instrText xml:space="preserve"> PAGEREF _Toc232255664 \h </w:instrText>
-            </w:r>
-            <w:r>
-              <w:rPr>
-                <w:noProof/>
-                <w:webHidden/>
-              </w:rPr>
-            </w:r>
-            <w:r>
-              <w:rPr>
-                <w:noProof/>
-                <w:webHidden/>
-              </w:rPr>
-              <w:fldChar w:fldCharType="separate"/>
-            </w:r>
-            <w:r>
-              <w:rPr>
-                <w:noProof/>
-                <w:webHidden/>
-              </w:rPr>
-              <w:t>8</w:t>
+              <w:t>7</w:t>
             </w:r>
             <w:r>
               <w:rPr>
@@ -1376,7 +1351,7 @@
               <w14:ligatures w14:val="standardContextual"/>
             </w:rPr>
           </w:pPr>
-          <w:hyperlink w:anchor="_Toc232255665" w:history="1">
+          <w:hyperlink w:anchor="_Toc232256367" w:history="1">
             <w:r>
               <w:rPr>
                 <w:rStyle w:val="a6"/>
@@ -1401,7 +1376,7 @@
               <w:rPr>
                 <w:webHidden/>
               </w:rPr>
-              <w:instrText xml:space="preserve"> PAGEREF _Toc232255665 \h </w:instrText>
+              <w:instrText xml:space="preserve"> PAGEREF _Toc232256367 \h </w:instrText>
             </w:r>
             <w:r>
               <w:rPr>
@@ -1418,7 +1393,7 @@
               <w:rPr>
                 <w:webHidden/>
               </w:rPr>
-              <w:t>10</w:t>
+              <w:t>8</w:t>
             </w:r>
             <w:r>
               <w:rPr>
@@ -1441,7 +1416,7 @@
               <w14:ligatures w14:val="standardContextual"/>
             </w:rPr>
           </w:pPr>
-          <w:hyperlink w:anchor="_Toc232255666" w:history="1">
+          <w:hyperlink w:anchor="_Toc232256368" w:history="1">
             <w:r>
               <w:rPr>
                 <w:rStyle w:val="a6"/>
@@ -1466,7 +1441,7 @@
               <w:rPr>
                 <w:webHidden/>
               </w:rPr>
-              <w:instrText xml:space="preserve"> PAGEREF _Toc232255666 \h </w:instrText>
+              <w:instrText xml:space="preserve"> PAGEREF _Toc232256368 \h </w:instrText>
             </w:r>
             <w:r>
               <w:rPr>
@@ -1483,7 +1458,7 @@
               <w:rPr>
                 <w:webHidden/>
               </w:rPr>
-              <w:t>11</w:t>
+              <w:t>9</w:t>
             </w:r>
             <w:r>
               <w:rPr>
@@ -1506,7 +1481,7 @@
               <w14:ligatures w14:val="standardContextual"/>
             </w:rPr>
           </w:pPr>
-          <w:hyperlink w:anchor="_Toc232255667" w:history="1">
+          <w:hyperlink w:anchor="_Toc232256369" w:history="1">
             <w:r>
               <w:rPr>
                 <w:rStyle w:val="a6"/>
@@ -1529,7 +1504,7 @@
               <w:rPr>
                 <w:webHidden/>
               </w:rPr>
-              <w:instrText xml:space="preserve"> PAGEREF _Toc232255667 \h </w:instrText>
+              <w:instrText xml:space="preserve"> PAGEREF _Toc232256369 \h </w:instrText>
             </w:r>
             <w:r>
               <w:rPr>
@@ -1546,7 +1521,7 @@
               <w:rPr>
                 <w:webHidden/>
               </w:rPr>
-              <w:t>12</w:t>
+              <w:t>10</w:t>
             </w:r>
             <w:r>
               <w:rPr>
@@ -1609,7 +1584,7 @@
           <w:lang w:eastAsia="ru-RU"/>
         </w:rPr>
       </w:pPr>
-      <w:bookmarkStart w:id="4" w:name="_Toc232255657"/>
+      <w:bookmarkStart w:id="4" w:name="_Toc232256360"/>
       <w:r>
         <w:rPr>
           <w:rFonts w:eastAsia="Times New Roman"/>
@@ -1650,20 +1625,23 @@
       </w:r>
       <w:r>
         <w:br/>
-        <w:t>Альтернативой выступает концепция предиктивного (прогностического) обслуживания (Predictive Maintenance). Она предполагает постоянный мониторинг физического состояния оборудования с помощью датчиков телеметрии и использование алгоритмов машинного обучения (Machine Learning) для предсказания вероятности отказа в ближайшие интервалы времени. Это позволяет планировать сервисные работы именно тогда, когда они действительно необходимы, сводя к минимуму и простои, и избыточные складские запасы комплектующих.</w:t>
-      </w:r>
-      <w:r>
-        <w:br/>
-      </w:r>
-      <w:r>
-        <w:br/>
-        <w:t xml:space="preserve">Цель данной проектной работы </w:t>
-      </w:r>
-      <w:r>
-        <w:t>-</w:t>
-      </w:r>
-      <w:r>
-        <w:t xml:space="preserve"> разработка и программная реализация интеллектуального Streamlit-приложения для предиктивного мониторинга состояния производственных установок, сравнения различных архитектур ML-классификаторов и выявления критических эксплуатационных факторов поломок.</w:t>
+        <w:t>Альтернативой выступает концепция предиктивного (прогностического) обслуживания (</w:t>
+      </w:r>
+      <w:proofErr w:type="spellStart"/>
+      <w:r>
+        <w:t>Predictive</w:t>
+      </w:r>
+      <w:proofErr w:type="spellEnd"/>
+      <w:r>
+        <w:t xml:space="preserve"> </w:t>
+      </w:r>
+      <w:proofErr w:type="spellStart"/>
+      <w:r>
+        <w:t>Maintenance</w:t>
+      </w:r>
+      <w:proofErr w:type="spellEnd"/>
+      <w:r>
+        <w:t>). Она предполагает постоянный мониторинг физического состояния оборудования с помощью датчиков телеметрии и использование алгоритмов машинного обучения (Machine Learning) для предсказания вероятности отказа в ближайшие интервалы времени. Это позволяет планировать сервисные работы именно тогда, когда они действительно необходимы, сводя к минимуму и простои, и избыточные складские запасы комплектующих.</w:t>
       </w:r>
       <w:r>
         <w:br/>
@@ -1712,8 +1690,15 @@
         </w:rPr>
       </w:pPr>
       <w:r>
-        <w:lastRenderedPageBreak/>
-        <w:t xml:space="preserve">Ссылка на Git-репозиторий проекта: </w:t>
+        <w:t xml:space="preserve">Ссылка на </w:t>
+      </w:r>
+      <w:proofErr w:type="spellStart"/>
+      <w:r>
+        <w:t>Git</w:t>
+      </w:r>
+      <w:proofErr w:type="spellEnd"/>
+      <w:r>
+        <w:t xml:space="preserve">-репозиторий проекта: </w:t>
       </w:r>
       <w:r>
         <w:t>https://github.com/Ntxfloy/predictive_maintenance_project</w:t>
@@ -1766,7 +1751,7 @@
         </w:rPr>
       </w:pPr>
       <w:bookmarkStart w:id="5" w:name="_heading=h.3znysh7" w:colFirst="0" w:colLast="0"/>
-      <w:bookmarkStart w:id="6" w:name="_Toc232255658"/>
+      <w:bookmarkStart w:id="6" w:name="_Toc232256361"/>
       <w:bookmarkEnd w:id="5"/>
       <w:r>
         <w:rPr>
@@ -1806,7 +1791,7 @@
         </w:rPr>
         <w:t xml:space="preserve"> </w:t>
       </w:r>
-      <w:bookmarkStart w:id="7" w:name="_Toc232255659"/>
+      <w:bookmarkStart w:id="7" w:name="_Toc232256362"/>
       <w:r>
         <w:rPr>
           <w:rFonts w:eastAsia="Times New Roman"/>
@@ -1832,7 +1817,61 @@
           <w:szCs w:val="24"/>
           <w:lang w:eastAsia="ru-RU"/>
         </w:rPr>
-        <w:t xml:space="preserve">В данном разделе должно быть представлено: </w:t>
+        <w:t xml:space="preserve">Для решения поставленной задачи классификации используется эталонный датасет «AI4I 2020 </w:t>
+      </w:r>
+      <w:proofErr w:type="spellStart"/>
+      <w:r>
+        <w:rPr>
+          <w:rFonts w:eastAsia="Times New Roman"/>
+          <w:szCs w:val="24"/>
+          <w:lang w:eastAsia="ru-RU"/>
+        </w:rPr>
+        <w:t>Predictive</w:t>
+      </w:r>
+      <w:proofErr w:type="spellEnd"/>
+      <w:r>
+        <w:rPr>
+          <w:rFonts w:eastAsia="Times New Roman"/>
+          <w:szCs w:val="24"/>
+          <w:lang w:eastAsia="ru-RU"/>
+        </w:rPr>
+        <w:t xml:space="preserve"> </w:t>
+      </w:r>
+      <w:proofErr w:type="spellStart"/>
+      <w:r>
+        <w:rPr>
+          <w:rFonts w:eastAsia="Times New Roman"/>
+          <w:szCs w:val="24"/>
+          <w:lang w:eastAsia="ru-RU"/>
+        </w:rPr>
+        <w:t>Maintenance</w:t>
+      </w:r>
+      <w:proofErr w:type="spellEnd"/>
+      <w:r>
+        <w:rPr>
+          <w:rFonts w:eastAsia="Times New Roman"/>
+          <w:szCs w:val="24"/>
+          <w:lang w:eastAsia="ru-RU"/>
+        </w:rPr>
+        <w:t xml:space="preserve"> </w:t>
+      </w:r>
+      <w:proofErr w:type="spellStart"/>
+      <w:r>
+        <w:rPr>
+          <w:rFonts w:eastAsia="Times New Roman"/>
+          <w:szCs w:val="24"/>
+          <w:lang w:eastAsia="ru-RU"/>
+        </w:rPr>
+        <w:t>Dataset</w:t>
+      </w:r>
+      <w:proofErr w:type="spellEnd"/>
+      <w:r>
+        <w:rPr>
+          <w:rFonts w:eastAsia="Times New Roman"/>
+          <w:szCs w:val="24"/>
+          <w:lang w:eastAsia="ru-RU"/>
+        </w:rPr>
+        <w:t>», предоставленный репозиторием машинного обучения UCI. Набор данных содержит 10 000 строк наблюдений и отражает реальные условия эксплуатации обрабатывающих центров. Каждое наблюдение представляет собой срез телеметрии станка во время выполнения технологической операции.</w:t>
       </w:r>
     </w:p>
     <w:p>
@@ -1851,7 +1890,7 @@
           <w:szCs w:val="24"/>
           <w:lang w:eastAsia="ru-RU"/>
         </w:rPr>
-        <w:t>Для решения задачи классификации используется эталонный датасет «AI4I 2020 Predictive Maintenance Dataset», предоставленный репозиторием машинного обучения UCI (ID: 601). Ссылка на источник: https://archive.ics.uci.edu/dataset/601/ai4i+2020+predictive+maintenance+dataset</w:t>
+        <w:t>В ходе разведочного анализа данных (EDA) были выявлены следующие ключевые закономерности:</w:t>
       </w:r>
       <w:r>
         <w:rPr>
@@ -1860,150 +1899,85 @@
           <w:lang w:eastAsia="ru-RU"/>
         </w:rPr>
         <w:br/>
-      </w:r>
+        <w:t xml:space="preserve">1. Экстремальный дисбаланс классов: целевой признак аварийного останова 'Machine </w:t>
+      </w:r>
+      <w:proofErr w:type="spellStart"/>
       <w:r>
         <w:rPr>
           <w:rFonts w:eastAsia="Times New Roman"/>
           <w:szCs w:val="24"/>
           <w:lang w:eastAsia="ru-RU"/>
         </w:rPr>
+        <w:t>failure</w:t>
+      </w:r>
+      <w:proofErr w:type="spellEnd"/>
+      <w:r>
+        <w:rPr>
+          <w:rFonts w:eastAsia="Times New Roman"/>
+          <w:szCs w:val="24"/>
+          <w:lang w:eastAsia="ru-RU"/>
+        </w:rPr>
+        <w:t>' содержит 9 661 исправных состояний (0) и только 339 зафиксированных аварий (1), что составляет около 3.39% от всей выборки. Этот дисбаланс требует особого внимания при выборе функции потерь и метрик.</w:t>
+      </w:r>
+      <w:r>
+        <w:rPr>
+          <w:rFonts w:eastAsia="Times New Roman"/>
+          <w:szCs w:val="24"/>
+          <w:lang w:eastAsia="ru-RU"/>
+        </w:rPr>
         <w:br/>
-        <w:t>Для решения поставленной задачи классификации используется эталонный датасет «AI4I 2020 Predictive Maintenance Dataset», предоставленный репозиторием машинного обучения UCI. Набор данных содержит 10 000 строк наблюдений и отражает реальные условия эксплуатации обрабатывающих центров. Каждое наблюдение представляет собой срез телеметрии станка во время выполнения технологической операции.</w:t>
-      </w:r>
+        <w:t xml:space="preserve">2. </w:t>
+      </w:r>
+      <w:proofErr w:type="spellStart"/>
       <w:r>
         <w:rPr>
           <w:rFonts w:eastAsia="Times New Roman"/>
           <w:szCs w:val="24"/>
           <w:lang w:eastAsia="ru-RU"/>
         </w:rPr>
+        <w:t>Мультиколлинеарность</w:t>
+      </w:r>
+      <w:proofErr w:type="spellEnd"/>
+      <w:r>
+        <w:rPr>
+          <w:rFonts w:eastAsia="Times New Roman"/>
+          <w:szCs w:val="24"/>
+          <w:lang w:eastAsia="ru-RU"/>
+        </w:rPr>
+        <w:t xml:space="preserve"> температурных датчиков: обнаружена сильная положительная линейная зависимость (r ≈ 0.88) между температурой окружающего воздуха и рабочей температурой процесса. Это объясняется теплопередачей шпинделя в окружающую среду.</w:t>
+      </w:r>
+      <w:r>
+        <w:rPr>
+          <w:rFonts w:eastAsia="Times New Roman"/>
+          <w:szCs w:val="24"/>
+          <w:lang w:eastAsia="ru-RU"/>
+        </w:rPr>
         <w:br/>
-      </w:r>
-      <w:r>
-        <w:rPr>
-          <w:rFonts w:eastAsia="Times New Roman"/>
-          <w:szCs w:val="24"/>
-          <w:lang w:eastAsia="ru-RU"/>
-        </w:rPr>
-        <w:br/>
-        <w:t>Датасет состоит из 14 столбцов, которые подразделяются на идентификаторы, входные эксплуатационные признаки (сенсорные сигналы) и целевые переменные аварийных состояний. Ниже приведена подробная структура признакового пространства:</w:t>
-      </w:r>
-      <w:r>
-        <w:rPr>
-          <w:rFonts w:eastAsia="Times New Roman"/>
-          <w:szCs w:val="24"/>
-          <w:lang w:eastAsia="ru-RU"/>
-        </w:rPr>
-        <w:br/>
-      </w:r>
-      <w:r>
-        <w:rPr>
-          <w:rFonts w:eastAsia="Times New Roman"/>
-          <w:szCs w:val="24"/>
-          <w:lang w:eastAsia="ru-RU"/>
-        </w:rPr>
-        <w:br/>
-        <w:t>В ходе разведочного анализа данных (EDA) были выявлены следующие ключевые закономерности:</w:t>
-      </w:r>
-      <w:r>
-        <w:rPr>
-          <w:rFonts w:eastAsia="Times New Roman"/>
-          <w:szCs w:val="24"/>
-          <w:lang w:eastAsia="ru-RU"/>
-        </w:rPr>
-        <w:br/>
-        <w:t>1. Экстремальный дисбаланс классов: целевой признак аварийного останова 'Machine failure' содержит 9 661 исправных состояний (0) и только 339 зафиксированных аварий (1), что составляет около 3.39% от всей выборки. Этот дисбаланс требует особого внимания при выборе функции потерь и метрик.</w:t>
-      </w:r>
-      <w:r>
-        <w:rPr>
-          <w:rFonts w:eastAsia="Times New Roman"/>
-          <w:szCs w:val="24"/>
-          <w:lang w:eastAsia="ru-RU"/>
-        </w:rPr>
-        <w:br/>
-        <w:t>2. Мультиколлинеарность температурных датчиков: обнаружена сильная положительная линейная зависимость (r ≈ 0.88) между температурой окружающего воздуха и рабочей температурой процесса. Это объясняется теплопередачей шпинделя в окружающую среду.</w:t>
-      </w:r>
-      <w:r>
-        <w:rPr>
-          <w:rFonts w:eastAsia="Times New Roman"/>
-          <w:szCs w:val="24"/>
-          <w:lang w:eastAsia="ru-RU"/>
-        </w:rPr>
-        <w:br/>
-        <w:t xml:space="preserve">3. Физическая связь скорости вращения и момента: наблюдается ярко выраженная гиперболическая зависимость между скоростью вращения и крутящим моментом (r ≈ -0.87), что идеально согласуется с законами </w:t>
-      </w:r>
-      <w:r>
-        <w:rPr>
-          <w:rFonts w:eastAsia="Times New Roman"/>
-          <w:szCs w:val="24"/>
-          <w:lang w:eastAsia="ru-RU"/>
-        </w:rPr>
-        <w:lastRenderedPageBreak/>
-        <w:t>электродинамики и механики электродвигателей (с ростом скорости крутящий момент падает при постоянной мощности).</w:t>
-      </w:r>
+        <w:t>3. Физическая связь скорости вращения и момента: наблюдается ярко выраженная гиперболическая зависимость между скоростью вращения и крутящим моментом (r ≈ -0.87), что идеально согласуется с законами электродинамики и механики электродвигателей (с ростом скорости крутящий момент падает при постоянной мощности).</w:t>
+      </w:r>
+    </w:p>
+    <w:p>
+      <w:pPr>
+        <w:pStyle w:val="afb"/>
+        <w:rPr>
+          <w:rFonts w:eastAsia="Times New Roman"/>
+          <w:lang w:eastAsia="ru-RU"/>
+        </w:rPr>
+      </w:pPr>
+      <w:bookmarkStart w:id="8" w:name="_Toc232256363"/>
+      <w:r>
+        <w:rPr>
+          <w:rFonts w:eastAsia="Times New Roman"/>
+          <w:lang w:eastAsia="ru-RU"/>
+        </w:rPr>
+        <w:t>Предобработка данных</w:t>
+      </w:r>
+      <w:bookmarkEnd w:id="8"/>
     </w:p>
     <w:p>
       <w:pPr>
         <w:spacing w:line="276" w:lineRule="auto"/>
         <w:contextualSpacing w:val="0"/>
-        <w:rPr>
-          <w:rFonts w:eastAsia="Times New Roman"/>
-          <w:szCs w:val="24"/>
-          <w:lang w:eastAsia="ru-RU"/>
-        </w:rPr>
-      </w:pPr>
-      <w:r>
-        <w:rPr>
-          <w:rFonts w:eastAsia="Times New Roman"/>
-          <w:szCs w:val="24"/>
-          <w:lang w:eastAsia="ru-RU"/>
-        </w:rPr>
-        <w:t>Описание признаков и целевой переменной.</w:t>
-      </w:r>
-    </w:p>
-    <w:p>
-      <w:pPr>
-        <w:spacing w:line="276" w:lineRule="auto"/>
-        <w:contextualSpacing w:val="0"/>
-        <w:rPr>
-          <w:rFonts w:eastAsia="Times New Roman"/>
-          <w:szCs w:val="24"/>
-          <w:lang w:eastAsia="ru-RU"/>
-        </w:rPr>
-      </w:pPr>
-    </w:p>
-    <w:p>
-      <w:pPr>
-        <w:spacing w:line="276" w:lineRule="auto"/>
-        <w:contextualSpacing w:val="0"/>
-        <w:rPr>
-          <w:rFonts w:eastAsia="Times New Roman"/>
-          <w:szCs w:val="24"/>
-          <w:lang w:eastAsia="ru-RU"/>
-        </w:rPr>
-      </w:pPr>
-    </w:p>
-    <w:p>
-      <w:pPr>
-        <w:pStyle w:val="afb"/>
-        <w:rPr>
-          <w:rFonts w:eastAsia="Times New Roman"/>
-          <w:lang w:eastAsia="ru-RU"/>
-        </w:rPr>
-      </w:pPr>
-      <w:bookmarkStart w:id="8" w:name="_Toc232255660"/>
-      <w:r>
-        <w:rPr>
-          <w:rFonts w:eastAsia="Times New Roman"/>
-          <w:lang w:eastAsia="ru-RU"/>
-        </w:rPr>
-        <w:t>Предобработка данных</w:t>
-      </w:r>
-      <w:bookmarkEnd w:id="8"/>
-    </w:p>
-    <w:p>
-      <w:pPr>
-        <w:spacing w:line="276" w:lineRule="auto"/>
-        <w:contextualSpacing w:val="0"/>
       </w:pPr>
       <w:r>
         <w:t>Перед обучением моделей машинного обучения сырые данные подвергались многоэтапной подготовке. Предобработка критически важна, поскольку некорректно поданные данные приводят к смещению моделей и замедлению сходимости градиентных методов.</w:t>
@@ -2017,21 +1991,73 @@
       </w:r>
       <w:r>
         <w:br/>
-        <w:t>1. Исключение неинформативных признаков: удалены столбцы 'UDI' (уникальный индекс записи) и 'Product ID' (серийный номер изделия), так как они не несут физического смысла и могут привести к ложному переобучению модели на номера партий.</w:t>
+        <w:t xml:space="preserve">1. Исключение неинформативных признаков: удалены столбцы 'UDI' </w:t>
+      </w:r>
+      <w:r>
+        <w:lastRenderedPageBreak/>
+        <w:t>(уникальный индекс записи) и 'Product ID' (серийный номер изделия), так как они не несут физического смысла и могут привести к ложному переобучению модели на номера партий.</w:t>
       </w:r>
       <w:r>
         <w:br/>
-        <w:t>2. Числовое кодирование категориального признака 'Type': тип детали кодируется ранговым методом (Label Encoding): L (Low) → 0, M (Medium) → 1, H (High) → 2. Это сохраняет информацию о физическом качестве изделий (детали типа L изнашивают инструмент значительно быстрее).</w:t>
+        <w:t xml:space="preserve">2. Числовое кодирование категориального признака 'Type': тип детали кодируется ранговым методом (Label </w:t>
+      </w:r>
+      <w:proofErr w:type="spellStart"/>
+      <w:r>
+        <w:t>Encoding</w:t>
+      </w:r>
+      <w:proofErr w:type="spellEnd"/>
+      <w:r>
+        <w:t>): L (</w:t>
+      </w:r>
+      <w:proofErr w:type="spellStart"/>
+      <w:r>
+        <w:t>Low</w:t>
+      </w:r>
+      <w:proofErr w:type="spellEnd"/>
+      <w:r>
+        <w:t>) → 0, M (</w:t>
+      </w:r>
+      <w:proofErr w:type="spellStart"/>
+      <w:r>
+        <w:t>Medium</w:t>
+      </w:r>
+      <w:proofErr w:type="spellEnd"/>
+      <w:r>
+        <w:t>) → 1, H (High) → 2. Это сохраняет информацию о физическом качестве изделий (детали типа L изнашивают инструмент значительно быстрее).</w:t>
       </w:r>
       <w:r>
         <w:br/>
-        <w:t xml:space="preserve">3. Масштабирование числовых признаков: датчики телеметрии имеют принципиально разные диапазоны измерения (например, скорость вращения измеряется тысячами rpm, а крутящий момент </w:t>
+        <w:t xml:space="preserve">3. Масштабирование числовых признаков: датчики телеметрии имеют принципиально разные диапазоны измерения (например, скорость вращения измеряется тысячами </w:t>
+      </w:r>
+      <w:proofErr w:type="spellStart"/>
+      <w:r>
+        <w:t>rpm</w:t>
+      </w:r>
+      <w:proofErr w:type="spellEnd"/>
+      <w:r>
+        <w:t xml:space="preserve">, а крутящий момент </w:t>
       </w:r>
       <w:r>
         <w:t>-</w:t>
       </w:r>
       <w:r>
-        <w:t xml:space="preserve"> десятками Nm). Для исключения доминирования масштабов применена стандартизация (StandardScaler):</w:t>
+        <w:t xml:space="preserve"> десятками </w:t>
+      </w:r>
+      <w:proofErr w:type="spellStart"/>
+      <w:r>
+        <w:t>Nm</w:t>
+      </w:r>
+      <w:proofErr w:type="spellEnd"/>
+      <w:r>
+        <w:t>). Для исключения доминирования масштабов применена стандартизация (</w:t>
+      </w:r>
+      <w:proofErr w:type="spellStart"/>
+      <w:r>
+        <w:t>StandardScaler</w:t>
+      </w:r>
+      <w:proofErr w:type="spellEnd"/>
+      <w:r>
+        <w:t>):</w:t>
       </w:r>
     </w:p>
     <w:p>
@@ -2123,7 +2149,31 @@
       </w:r>
       <w:r>
         <w:br/>
-        <w:t xml:space="preserve">4. Разделение выборки на обучающую и тестовую: данные разделены в классическом пропорциональном соотношении 80% (обучение) на 20% (тестирование) с использованием функции train_test_split. Для сохранения исходного баланса классов (3.39%) в подвыборках применена стратификация по целевой переменной (stratify=y). Размер обучающего множества составил 8 000 записей, тестового </w:t>
+        <w:t xml:space="preserve">4. Разделение выборки на обучающую и тестовую: данные разделены в классическом пропорциональном соотношении 80% (обучение) на 20% (тестирование) с использованием функции </w:t>
+      </w:r>
+      <w:proofErr w:type="spellStart"/>
+      <w:r>
+        <w:t>train_test_split</w:t>
+      </w:r>
+      <w:proofErr w:type="spellEnd"/>
+      <w:r>
+        <w:t xml:space="preserve">. Для сохранения исходного баланса классов (3.39%) в </w:t>
+      </w:r>
+      <w:proofErr w:type="spellStart"/>
+      <w:r>
+        <w:t>подвыборках</w:t>
+      </w:r>
+      <w:proofErr w:type="spellEnd"/>
+      <w:r>
+        <w:t xml:space="preserve"> применена стратификация по целевой переменной (</w:t>
+      </w:r>
+      <w:proofErr w:type="spellStart"/>
+      <w:r>
+        <w:t>stratify</w:t>
+      </w:r>
+      <w:proofErr w:type="spellEnd"/>
+      <w:r>
+        <w:t xml:space="preserve">=y). Размер обучающего множества составил 8 000 записей, тестового </w:t>
       </w:r>
       <w:r>
         <w:t>-</w:t>
@@ -2140,17 +2190,15 @@
           <w:lang w:eastAsia="ru-RU"/>
         </w:rPr>
       </w:pPr>
-      <w:bookmarkStart w:id="9" w:name="_Hlk188125709"/>
-      <w:bookmarkStart w:id="10" w:name="_Toc232255661"/>
-      <w:r>
-        <w:rPr>
-          <w:rFonts w:eastAsia="Times New Roman"/>
-          <w:lang w:eastAsia="ru-RU"/>
-        </w:rPr>
-        <w:lastRenderedPageBreak/>
-        <w:t>Разделение данных</w:t>
-      </w:r>
-      <w:bookmarkEnd w:id="10"/>
+      <w:bookmarkStart w:id="9" w:name="_Toc232256364"/>
+      <w:r>
+        <w:rPr>
+          <w:rFonts w:eastAsia="Times New Roman"/>
+          <w:lang w:eastAsia="ru-RU"/>
+        </w:rPr>
+        <w:t>Обучение модели</w:t>
+      </w:r>
+      <w:bookmarkEnd w:id="9"/>
     </w:p>
     <w:p>
       <w:pPr>
@@ -2158,33 +2206,14 @@
         <w:contextualSpacing w:val="0"/>
       </w:pPr>
       <w:r>
-        <w:t xml:space="preserve">Данные разделены на обучающую и тестовую выборки в классическом соотношении 80%/20% с использованием функции train_test_split. Для сохранения исходного баланса классов (3.39% аварий) в подвыборках применена стратификация по целевой переменной (stratify=y). Размер обучающего множества составил 8 000 записей, тестового </w:t>
-      </w:r>
-      <w:r>
-        <w:t>-</w:t>
-      </w:r>
-      <w:r>
-        <w:t xml:space="preserve"> 2 000 записей.</w:t>
-      </w:r>
-      <w:bookmarkEnd w:id="9"/>
-    </w:p>
-    <w:p>
-      <w:pPr>
-        <w:pStyle w:val="afb"/>
-        <w:rPr>
-          <w:rFonts w:eastAsia="Times New Roman"/>
-          <w:lang w:eastAsia="ru-RU"/>
-        </w:rPr>
-      </w:pPr>
-      <w:bookmarkStart w:id="11" w:name="_Toc232255662"/>
-      <w:r>
-        <w:rPr>
-          <w:rFonts w:eastAsia="Times New Roman"/>
-          <w:lang w:eastAsia="ru-RU"/>
-        </w:rPr>
-        <w:t>Обучение модели</w:t>
-      </w:r>
-      <w:bookmarkEnd w:id="11"/>
+        <w:t>В рамках проектной работы исследованы три различных класса алгоритмов</w:t>
+      </w:r>
+      <w:r>
+        <w:t xml:space="preserve"> </w:t>
+      </w:r>
+      <w:r>
+        <w:t>классификации:</w:t>
+      </w:r>
     </w:p>
     <w:p>
       <w:pPr>
@@ -2192,13 +2221,148 @@
         <w:contextualSpacing w:val="0"/>
       </w:pPr>
       <w:r>
-        <w:t>В рамках проектной работы исследованы три различных класса алгоритмов</w:t>
-      </w:r>
+        <w:br/>
+        <w:t>1. Логистическая регрессия (</w:t>
+      </w:r>
+      <w:proofErr w:type="spellStart"/>
+      <w:r>
+        <w:t>Logistic</w:t>
+      </w:r>
+      <w:proofErr w:type="spellEnd"/>
       <w:r>
         <w:t xml:space="preserve"> </w:t>
       </w:r>
-      <w:r>
-        <w:t>классификации:</w:t>
+      <w:proofErr w:type="spellStart"/>
+      <w:r>
+        <w:t>Regression</w:t>
+      </w:r>
+      <w:proofErr w:type="spellEnd"/>
+      <w:r>
+        <w:t xml:space="preserve">): линейная вероятностная модель, используемая в качестве базового </w:t>
+      </w:r>
+      <w:proofErr w:type="spellStart"/>
+      <w:r>
+        <w:t>бейзлайна</w:t>
+      </w:r>
+      <w:proofErr w:type="spellEnd"/>
+      <w:r>
+        <w:t xml:space="preserve">. Для учета дисбаланса классов применен параметр </w:t>
+      </w:r>
+      <w:proofErr w:type="spellStart"/>
+      <w:r>
+        <w:t>class_weight</w:t>
+      </w:r>
+      <w:proofErr w:type="spellEnd"/>
+      <w:r>
+        <w:t>='</w:t>
+      </w:r>
+      <w:proofErr w:type="spellStart"/>
+      <w:r>
+        <w:t>balanced</w:t>
+      </w:r>
+      <w:proofErr w:type="spellEnd"/>
+      <w:r>
+        <w:t>', который назначает штраф за ошибку на миноритарном классе (авариях) пропорционально его редкости.</w:t>
+      </w:r>
+      <w:r>
+        <w:br/>
+        <w:t>2. Случайный лес (</w:t>
+      </w:r>
+      <w:proofErr w:type="spellStart"/>
+      <w:r>
+        <w:t>Random</w:t>
+      </w:r>
+      <w:proofErr w:type="spellEnd"/>
+      <w:r>
+        <w:t xml:space="preserve"> </w:t>
+      </w:r>
+      <w:proofErr w:type="spellStart"/>
+      <w:r>
+        <w:t>Forest</w:t>
+      </w:r>
+      <w:proofErr w:type="spellEnd"/>
+      <w:r>
+        <w:t xml:space="preserve"> </w:t>
+      </w:r>
+      <w:proofErr w:type="spellStart"/>
+      <w:r>
+        <w:t>Classifier</w:t>
+      </w:r>
+      <w:proofErr w:type="spellEnd"/>
+      <w:r>
+        <w:t xml:space="preserve">): ансамблевая нелинейная модель на основе </w:t>
+      </w:r>
+      <w:proofErr w:type="spellStart"/>
+      <w:r>
+        <w:t>бэггинга</w:t>
+      </w:r>
+      <w:proofErr w:type="spellEnd"/>
+      <w:r>
+        <w:t xml:space="preserve"> независимых решающих деревьев. Обучен ансамбль из 100 деревьев с ограничением максимальной глубины </w:t>
+      </w:r>
+      <w:proofErr w:type="spellStart"/>
+      <w:r>
+        <w:t>max_depth</w:t>
+      </w:r>
+      <w:proofErr w:type="spellEnd"/>
+      <w:r>
+        <w:t>=10 для предотвращения переобучения. Также включено взвешивание классов.</w:t>
+      </w:r>
+      <w:r>
+        <w:br/>
+        <w:t xml:space="preserve">3. Градиентный </w:t>
+      </w:r>
+      <w:proofErr w:type="spellStart"/>
+      <w:r>
+        <w:t>бустинг</w:t>
+      </w:r>
+      <w:proofErr w:type="spellEnd"/>
+      <w:r>
+        <w:t xml:space="preserve"> </w:t>
+      </w:r>
+      <w:proofErr w:type="spellStart"/>
+      <w:r>
+        <w:t>XGBoost</w:t>
+      </w:r>
+      <w:proofErr w:type="spellEnd"/>
+      <w:r>
+        <w:t xml:space="preserve"> (Extreme </w:t>
+      </w:r>
+      <w:proofErr w:type="spellStart"/>
+      <w:r>
+        <w:t>Gradient</w:t>
+      </w:r>
+      <w:proofErr w:type="spellEnd"/>
+      <w:r>
+        <w:t xml:space="preserve"> </w:t>
+      </w:r>
+      <w:proofErr w:type="spellStart"/>
+      <w:r>
+        <w:t>Boosting</w:t>
+      </w:r>
+      <w:proofErr w:type="spellEnd"/>
+      <w:r>
+        <w:t xml:space="preserve">): передовая </w:t>
+      </w:r>
+      <w:r>
+        <w:lastRenderedPageBreak/>
+        <w:t xml:space="preserve">модель на основе последовательного построения деревьев решений с минимизацией </w:t>
+      </w:r>
+      <w:proofErr w:type="spellStart"/>
+      <w:r>
+        <w:t>регуляризованной</w:t>
+      </w:r>
+      <w:proofErr w:type="spellEnd"/>
+      <w:r>
+        <w:t xml:space="preserve"> функции потерь. В качестве компенсатора дисбаланса классов рассчитан коэффициент </w:t>
+      </w:r>
+      <w:proofErr w:type="spellStart"/>
+      <w:r>
+        <w:t>scale_pos_weight</w:t>
+      </w:r>
+      <w:proofErr w:type="spellEnd"/>
+      <w:r>
+        <w:t xml:space="preserve"> = (9661 / 339) ≈ 28.5. Это заставляет модель уделять приоритетное внимание распознаванию редких аварийных паттернов.</w:t>
       </w:r>
     </w:p>
     <w:p>
@@ -2208,16 +2372,82 @@
       </w:pPr>
       <w:r>
         <w:br/>
-        <w:t>1. Логистическая регрессия (Logistic Regression): линейная вероятностная модель, используемая в качестве базового бейзлайна. Для учета дисбаланса классов применен параметр class_weight='balanced', который назначает штраф за ошибку на миноритарном классе (авариях) пропорционально его редкости.</w:t>
-      </w:r>
-      <w:r>
-        <w:br/>
-        <w:t>2. Случайный лес (Random Forest Classifier): ансамблевая нелинейная модель на основе бэггинга независимых решающих деревьев. Обучен ансамбль из 100 деревьев с ограничением максимальной глубины max_depth=10 для предотвращения переобучения. Также включено взвешивание классов.</w:t>
-      </w:r>
-      <w:r>
-        <w:br/>
-        <w:t>3. Градиентный бустинг XGBoost (Extreme Gradient Boosting): передовая модель на основе последовательного построения деревьев решений с минимизацией регуляризованной функции потерь. В качестве компенсатора дисбаланса классов рассчитан коэффициент scale_pos_weight = (9661 / 339) ≈ 28.5. Это заставляет модель уделять приоритетное внимание распознаванию редких аварийных паттернов.</w:t>
-      </w:r>
+        <w:t xml:space="preserve">Оптимизация </w:t>
+      </w:r>
+      <w:proofErr w:type="spellStart"/>
+      <w:r>
+        <w:t>гиперпараметров</w:t>
+      </w:r>
+      <w:proofErr w:type="spellEnd"/>
+      <w:r>
+        <w:t xml:space="preserve"> </w:t>
+      </w:r>
+      <w:proofErr w:type="spellStart"/>
+      <w:r>
+        <w:t>бустинга</w:t>
+      </w:r>
+      <w:proofErr w:type="spellEnd"/>
+      <w:r>
+        <w:t xml:space="preserve"> (</w:t>
+      </w:r>
+      <w:proofErr w:type="spellStart"/>
+      <w:r>
+        <w:t>XGBoost</w:t>
+      </w:r>
+      <w:proofErr w:type="spellEnd"/>
+      <w:r>
+        <w:t xml:space="preserve">) проводилась с помощью библиотеки автоматического подбора параметров </w:t>
+      </w:r>
+      <w:proofErr w:type="spellStart"/>
+      <w:r>
+        <w:t>Optuna</w:t>
+      </w:r>
+      <w:proofErr w:type="spellEnd"/>
+      <w:r>
+        <w:t>. Настраивались параметры скорости обучения (</w:t>
+      </w:r>
+      <w:proofErr w:type="spellStart"/>
+      <w:r>
+        <w:t>learning_rate</w:t>
+      </w:r>
+      <w:proofErr w:type="spellEnd"/>
+      <w:r>
+        <w:t>), максимальной глубины деревьев (</w:t>
+      </w:r>
+      <w:proofErr w:type="spellStart"/>
+      <w:r>
+        <w:t>max_depth</w:t>
+      </w:r>
+      <w:proofErr w:type="spellEnd"/>
+      <w:r>
+        <w:t>) и числа итераций (</w:t>
+      </w:r>
+      <w:proofErr w:type="spellStart"/>
+      <w:r>
+        <w:t>n_estimators</w:t>
+      </w:r>
+      <w:proofErr w:type="spellEnd"/>
+      <w:r>
+        <w:t>). Оптимизация целевой метрики F1-Score позволила улучшить качество распознавания критических состояний.</w:t>
+      </w:r>
+    </w:p>
+    <w:p>
+      <w:pPr>
+        <w:pStyle w:val="afb"/>
+        <w:rPr>
+          <w:rFonts w:eastAsia="Times New Roman"/>
+          <w:lang w:eastAsia="ru-RU"/>
+        </w:rPr>
+      </w:pPr>
+      <w:bookmarkStart w:id="10" w:name="_Toc232256365"/>
+      <w:r>
+        <w:rPr>
+          <w:rFonts w:eastAsia="Times New Roman"/>
+          <w:lang w:eastAsia="ru-RU"/>
+        </w:rPr>
+        <w:t>Оценка модели</w:t>
+      </w:r>
+      <w:bookmarkEnd w:id="10"/>
     </w:p>
     <w:p>
       <w:pPr>
@@ -2225,28 +2455,86 @@
         <w:contextualSpacing w:val="0"/>
       </w:pPr>
       <w:r>
+        <w:t xml:space="preserve">Оценка обученных классификаторов проводилась на отложенной тестовой выборке (2000 наблюдений). Учитывая сильный дисбаланс классов, стандартная метрика </w:t>
+      </w:r>
+      <w:proofErr w:type="spellStart"/>
+      <w:r>
+        <w:t>Accuracy</w:t>
+      </w:r>
+      <w:proofErr w:type="spellEnd"/>
+      <w:r>
+        <w:t xml:space="preserve"> (доля верных ответов) является неинформативной: тривиальный константный классификатор, всегда выдающий ноль (нет поломки), показал бы </w:t>
+      </w:r>
+      <w:proofErr w:type="spellStart"/>
+      <w:r>
+        <w:t>Accuracy</w:t>
+      </w:r>
+      <w:proofErr w:type="spellEnd"/>
+      <w:r>
+        <w:t xml:space="preserve"> = 96.61%, но был бы абсолютно бесполезен на практике. Поэтому основными критериями качества выбраны Precision (точность), </w:t>
+      </w:r>
+      <w:proofErr w:type="spellStart"/>
+      <w:r>
+        <w:t>Recall</w:t>
+      </w:r>
+      <w:proofErr w:type="spellEnd"/>
+      <w:r>
+        <w:t xml:space="preserve"> (полнота), F1-Score (гармоническое среднее) и площадь под ROC-кривой (ROC-AUC)</w:t>
+      </w:r>
+      <w:r>
+        <w:t>.</w:t>
+      </w:r>
+      <w:r>
         <w:br/>
-        <w:t>Оптимизация гиперпараметров бустинга (XGBoost) проводилась с помощью библиотеки автоматического подбора параметров Optuna. Настраивались параметры скорости обучения (learning_rate), максимальной глубины деревьев (max_depth) и числа итераций (n_estimators). Оптимизация целевой метрики F1-Score позволила улучшить качество распознавания критических состояний.</w:t>
-      </w:r>
-    </w:p>
-    <w:p>
-      <w:pPr>
-        <w:pStyle w:val="afb"/>
-        <w:rPr>
-          <w:rFonts w:eastAsia="Times New Roman"/>
-          <w:lang w:eastAsia="ru-RU"/>
-        </w:rPr>
-      </w:pPr>
-      <w:bookmarkStart w:id="12" w:name="_Toc232255663"/>
-      <w:r>
-        <w:rPr>
-          <w:rFonts w:eastAsia="Times New Roman"/>
-          <w:lang w:eastAsia="ru-RU"/>
-        </w:rPr>
-        <w:lastRenderedPageBreak/>
-        <w:t>Оценка модели</w:t>
-      </w:r>
-      <w:bookmarkEnd w:id="12"/>
+      </w:r>
+      <w:r>
+        <w:br/>
+        <w:t>Выводы по сравнению моделей:</w:t>
+      </w:r>
+      <w:r>
+        <w:br/>
+        <w:t>1. Логистическая регрессия имеет высокую полноту (</w:t>
+      </w:r>
+      <w:proofErr w:type="spellStart"/>
+      <w:r>
+        <w:t>Recall</w:t>
+      </w:r>
+      <w:proofErr w:type="spellEnd"/>
+      <w:r>
+        <w:t xml:space="preserve"> = 0.8088), но очень низкую точность (Precision = 0.1650), что приводит к огромному числу ложных тревог. Это недопустимо для реального завода, так как оборудование будет необоснованно простаивать из-за ложных предупреждений.</w:t>
+      </w:r>
+      <w:r>
+        <w:br/>
+        <w:t>2. Случайный лес демонстрирует сбалансированное поведение с высокой точностью (0.7714) и F1-score = 0.7826.</w:t>
+      </w:r>
+      <w:r>
+        <w:br/>
+        <w:t xml:space="preserve">3. Градиентный </w:t>
+      </w:r>
+      <w:proofErr w:type="spellStart"/>
+      <w:r>
+        <w:t>бустинг</w:t>
+      </w:r>
+      <w:proofErr w:type="spellEnd"/>
+      <w:r>
+        <w:t xml:space="preserve"> </w:t>
+      </w:r>
+      <w:proofErr w:type="spellStart"/>
+      <w:r>
+        <w:t>XGBoost</w:t>
+      </w:r>
+      <w:proofErr w:type="spellEnd"/>
+      <w:r>
+        <w:t xml:space="preserve"> показал наилучшие результаты во всей серии тестов. Метрика полноты </w:t>
+      </w:r>
+      <w:proofErr w:type="spellStart"/>
+      <w:r>
+        <w:t>Recall</w:t>
+      </w:r>
+      <w:proofErr w:type="spellEnd"/>
+      <w:r>
+        <w:t xml:space="preserve"> достигла 88.24% при высокой точности (0.7595), что привело к наивысшему показателю F1-Score = 0.8163 и площади под кривой ROC-AUC = 0.9904.</w:t>
+      </w:r>
     </w:p>
     <w:p>
       <w:pPr>
@@ -2254,27 +2542,72 @@
         <w:contextualSpacing w:val="0"/>
       </w:pPr>
       <w:r>
-        <w:t>Оценка обученных классификаторов проводилась на отложенной тестовой выборке (2000 наблюдений). Учитывая сильный дисбаланс классов, стандартная метрика Accuracy (доля верных ответов) является неинформативной: тривиальный константный классификатор, всегда выдающий ноль (нет поломки), показал бы Accuracy = 96.61%, но был бы абсолютно бесполезен на практике. Поэтому основными критериями качества выбраны Precision (точность), Recall (полнота), F1-Score (гармоническое среднее) и площадь под ROC-кривой (ROC-AUC):</w:t>
-      </w:r>
-      <w:r>
         <w:br/>
-      </w:r>
-      <w:r>
-        <w:br/>
-        <w:t>Выводы по сравнению моделей:</w:t>
-      </w:r>
-      <w:r>
-        <w:br/>
-        <w:t>1. Логистическая регрессия имеет высокую полноту (Recall = 0.8088), но очень низкую точность (Precision = 0.1650), что приводит к огромному числу ложных тревог. Это недопустимо для реального завода, так как оборудование будет необоснованно простаивать из-за ложных предупреждений.</w:t>
-      </w:r>
-      <w:r>
-        <w:br/>
-        <w:t>2. Случайный лес демонстрирует сбалансированное поведение с высокой точностью (0.7714) и F1-score = 0.7826.</w:t>
-      </w:r>
-      <w:r>
-        <w:br/>
-        <w:t>3. Градиентный бустинг XGBoost показал наилучшие результаты во всей серии тестов. Метрика полноты Recall достигла 88.24% при высокой точности (0.7595), что привело к наивысшему показателю F1-Score = 0.8163 и площади под кривой ROC-AUC = 0.9904.</w:t>
-      </w:r>
+        <w:t xml:space="preserve">Анализ важности признаков показал, что наиболее критичными эксплуатационными факторами поломки станков являются крутящий момент </w:t>
+      </w:r>
+      <w:r>
+        <w:lastRenderedPageBreak/>
+        <w:t>(</w:t>
+      </w:r>
+      <w:proofErr w:type="spellStart"/>
+      <w:r>
+        <w:t>Torque</w:t>
+      </w:r>
+      <w:proofErr w:type="spellEnd"/>
+      <w:r>
+        <w:t xml:space="preserve">), износ инструмента в минутах (Tool </w:t>
+      </w:r>
+      <w:proofErr w:type="spellStart"/>
+      <w:r>
+        <w:t>wear</w:t>
+      </w:r>
+      <w:proofErr w:type="spellEnd"/>
+      <w:r>
+        <w:t>) и скорость вращения шпинделя (</w:t>
+      </w:r>
+      <w:proofErr w:type="spellStart"/>
+      <w:r>
+        <w:t>Rotational</w:t>
+      </w:r>
+      <w:proofErr w:type="spellEnd"/>
+      <w:r>
+        <w:t xml:space="preserve"> </w:t>
+      </w:r>
+      <w:proofErr w:type="spellStart"/>
+      <w:r>
+        <w:t>speed</w:t>
+      </w:r>
+      <w:proofErr w:type="spellEnd"/>
+      <w:r>
+        <w:t>). Это полностью соответствует трибологическим законам износа металлорежущих станков.</w:t>
+      </w:r>
+    </w:p>
+    <w:p>
+      <w:pPr>
+        <w:pStyle w:val="afb"/>
+        <w:rPr>
+          <w:rFonts w:eastAsia="Times New Roman"/>
+          <w:lang w:eastAsia="ru-RU"/>
+        </w:rPr>
+      </w:pPr>
+      <w:bookmarkStart w:id="11" w:name="_Toc232256366"/>
+      <w:proofErr w:type="spellStart"/>
+      <w:r>
+        <w:rPr>
+          <w:rFonts w:eastAsia="Times New Roman"/>
+          <w:lang w:eastAsia="ru-RU"/>
+        </w:rPr>
+        <w:t>Streamlit</w:t>
+      </w:r>
+      <w:proofErr w:type="spellEnd"/>
+      <w:r>
+        <w:rPr>
+          <w:rFonts w:eastAsia="Times New Roman"/>
+          <w:lang w:eastAsia="ru-RU"/>
+        </w:rPr>
+        <w:t>-приложение</w:t>
+      </w:r>
+      <w:bookmarkEnd w:id="11"/>
     </w:p>
     <w:p>
       <w:pPr>
@@ -2282,35 +2615,15 @@
         <w:contextualSpacing w:val="0"/>
       </w:pPr>
       <w:r>
-        <w:br/>
-        <w:t>Анализ важности признаков показал, что наиболее критичными эксплуатационными факторами поломки станков являются крутящий момент (Torque), износ инструмента в минутах (Tool wear) и скорость вращения шпинделя (Rotational speed). Это полностью соответствует трибологическим законам износа металлорежущих станков.</w:t>
-      </w:r>
-    </w:p>
-    <w:p>
-      <w:pPr>
-        <w:pStyle w:val="afb"/>
-        <w:rPr>
-          <w:rFonts w:eastAsia="Times New Roman"/>
-          <w:lang w:eastAsia="ru-RU"/>
-        </w:rPr>
-      </w:pPr>
-      <w:bookmarkStart w:id="13" w:name="_Toc232255664"/>
-      <w:r>
-        <w:rPr>
-          <w:rFonts w:eastAsia="Times New Roman"/>
-          <w:lang w:eastAsia="ru-RU"/>
-        </w:rPr>
-        <w:t>Streamlit-приложение</w:t>
-      </w:r>
-      <w:bookmarkEnd w:id="13"/>
-    </w:p>
-    <w:p>
-      <w:pPr>
-        <w:spacing w:after="180" w:line="276" w:lineRule="auto"/>
-        <w:contextualSpacing w:val="0"/>
-      </w:pPr>
-      <w:r>
-        <w:t>В рамках проектной работы разработано интерактивное многостраничное веб-приложение на базе Streamlit для демонстрации результатов и тестирования моделей.</w:t>
+        <w:t xml:space="preserve">В рамках проектной работы разработано интерактивное многостраничное веб-приложение на базе </w:t>
+      </w:r>
+      <w:proofErr w:type="spellStart"/>
+      <w:r>
+        <w:t>Streamlit</w:t>
+      </w:r>
+      <w:proofErr w:type="spellEnd"/>
+      <w:r>
+        <w:t xml:space="preserve"> для демонстрации результатов и тестирования моделей.</w:t>
       </w:r>
       <w:r>
         <w:br/>
@@ -2321,11 +2634,7 @@
       </w:r>
       <w:r>
         <w:br/>
-        <w:t xml:space="preserve">1. Анализ и модель (analysis_and_model.py): основная рабочая среда, </w:t>
-      </w:r>
-      <w:r>
-        <w:lastRenderedPageBreak/>
-        <w:t>разделенная на три интерактивные вкладки:</w:t>
+        <w:t>1. Анализ и модель (analysis_and_model.py): основная рабочая среда, разделенная на три интерактивные вкладки:</w:t>
       </w:r>
       <w:r>
         <w:br/>
@@ -2340,7 +2649,7 @@
       <w:r>
         <w:br/>
       </w:r>
-      <w:bookmarkStart w:id="14" w:name="_Hlk232255203"/>
+      <w:bookmarkStart w:id="12" w:name="_Hlk232255203"/>
       <w:r>
         <w:t xml:space="preserve">   - «Обучение моделей» </w:t>
       </w:r>
@@ -2385,9 +2694,25 @@
           <w:lang w:eastAsia="ru-RU"/>
         </w:rPr>
         <w:br/>
-        <w:t>2. Презентация проекта (presentation.py): страница, транслирующая интерактивную Reveal.js презентацию проекта прямо в браузере с использованием компонента streamlit-reveal-slides. Она адаптирована для защиты проектной работы перед комиссией.</w:t>
-      </w:r>
-      <w:bookmarkEnd w:id="14"/>
+        <w:t xml:space="preserve">2. Презентация проекта (presentation.py): страница, транслирующая интерактивную Reveal.js презентацию проекта прямо в браузере с использованием компонента </w:t>
+      </w:r>
+      <w:proofErr w:type="spellStart"/>
+      <w:r>
+        <w:rPr>
+          <w:rFonts w:eastAsia="Times New Roman"/>
+          <w:lang w:eastAsia="ru-RU"/>
+        </w:rPr>
+        <w:t>streamlit-reveal-slides</w:t>
+      </w:r>
+      <w:proofErr w:type="spellEnd"/>
+      <w:r>
+        <w:rPr>
+          <w:rFonts w:eastAsia="Times New Roman"/>
+          <w:lang w:eastAsia="ru-RU"/>
+        </w:rPr>
+        <w:t>. Она адаптирована для защиты проектной работы перед комиссией.</w:t>
+      </w:r>
+      <w:bookmarkEnd w:id="12"/>
     </w:p>
     <w:p>
       <w:pPr>
@@ -2442,7 +2767,7 @@
           <w:lang w:eastAsia="ru-RU"/>
         </w:rPr>
       </w:pPr>
-      <w:bookmarkStart w:id="15" w:name="_Toc232255665"/>
+      <w:bookmarkStart w:id="13" w:name="_Toc232256367"/>
       <w:r>
         <w:rPr>
           <w:rFonts w:eastAsia="Times New Roman"/>
@@ -2453,7 +2778,7 @@
         <w:lastRenderedPageBreak/>
         <w:t>ЗАКЛЮЧЕНИЕ</w:t>
       </w:r>
-      <w:bookmarkEnd w:id="15"/>
+      <w:bookmarkEnd w:id="13"/>
     </w:p>
     <w:p>
       <w:pPr>
@@ -2485,15 +2810,55 @@
       </w:r>
       <w:r>
         <w:br/>
-        <w:t>2. Реализован пайплайн предобработки, включающий масштабирование признаков, Label Encoding категорий и стратифицированное разбиение данных.</w:t>
+        <w:t xml:space="preserve">2. Реализован </w:t>
+      </w:r>
+      <w:proofErr w:type="spellStart"/>
+      <w:r>
+        <w:t>пайплайн</w:t>
+      </w:r>
+      <w:proofErr w:type="spellEnd"/>
+      <w:r>
+        <w:t xml:space="preserve"> предобработки, включающий масштабирование признаков, Label </w:t>
+      </w:r>
+      <w:proofErr w:type="spellStart"/>
+      <w:r>
+        <w:t>Encoding</w:t>
+      </w:r>
+      <w:proofErr w:type="spellEnd"/>
+      <w:r>
+        <w:t xml:space="preserve"> категорий и стратифицированное разбиение данных.</w:t>
       </w:r>
       <w:r>
         <w:br/>
-        <w:t>3. Обучены и сопоставлены три алгоритма классификации. Установлено превосходство градиентного бустинга XGBoost (F1-Score = 0.8163, ROC-AUC = 0.9904).</w:t>
+        <w:t xml:space="preserve">3. Обучены и сопоставлены три алгоритма классификации. Установлено превосходство градиентного </w:t>
+      </w:r>
+      <w:proofErr w:type="spellStart"/>
+      <w:r>
+        <w:t>бустинга</w:t>
+      </w:r>
+      <w:proofErr w:type="spellEnd"/>
+      <w:r>
+        <w:t xml:space="preserve"> </w:t>
+      </w:r>
+      <w:proofErr w:type="spellStart"/>
+      <w:r>
+        <w:t>XGBoost</w:t>
+      </w:r>
+      <w:proofErr w:type="spellEnd"/>
+      <w:r>
+        <w:t xml:space="preserve"> (F1-Score = 0.8163, ROC-AUC = 0.9904).</w:t>
       </w:r>
       <w:r>
         <w:br/>
-        <w:t>4. Разработано многостраничное веб-приложение Streamlit с возможностью симуляции и мгновенной детекции перегрузок шпинделя и критического износа фрезы.</w:t>
+        <w:t xml:space="preserve">4. Разработано многостраничное веб-приложение </w:t>
+      </w:r>
+      <w:proofErr w:type="spellStart"/>
+      <w:r>
+        <w:t>Streamlit</w:t>
+      </w:r>
+      <w:proofErr w:type="spellEnd"/>
+      <w:r>
+        <w:t xml:space="preserve"> с возможностью симуляции и мгновенной детекции перегрузок шпинделя и критического износа фрезы.</w:t>
       </w:r>
       <w:r>
         <w:br/>
@@ -2513,8 +2878,8 @@
           <w:lang w:eastAsia="ru-RU"/>
         </w:rPr>
       </w:pPr>
-      <w:bookmarkStart w:id="16" w:name="_heading=h.tyjcwt" w:colFirst="0" w:colLast="0"/>
-      <w:bookmarkEnd w:id="16"/>
+      <w:bookmarkStart w:id="14" w:name="_heading=h.tyjcwt" w:colFirst="0" w:colLast="0"/>
+      <w:bookmarkEnd w:id="14"/>
       <w:r>
         <w:rPr>
           <w:rFonts w:eastAsia="Times New Roman"/>
@@ -2541,7 +2906,7 @@
           <w:lang w:eastAsia="ru-RU"/>
         </w:rPr>
       </w:pPr>
-      <w:bookmarkStart w:id="17" w:name="_Toc232255666"/>
+      <w:bookmarkStart w:id="15" w:name="_Toc232256368"/>
       <w:r>
         <w:rPr>
           <w:rFonts w:eastAsia="Times New Roman"/>
@@ -2570,7 +2935,7 @@
         </w:rPr>
         <w:t>ЛИТЕРАТУРЫ</w:t>
       </w:r>
-      <w:bookmarkEnd w:id="17"/>
+      <w:bookmarkEnd w:id="15"/>
     </w:p>
     <w:p>
       <w:pPr>
@@ -2603,36 +2968,86 @@
         <w:rPr>
           <w:szCs w:val="28"/>
         </w:rPr>
-        <w:t xml:space="preserve">. Статистика : учебник / под ред. В.В. Глинского. </w:t>
-      </w:r>
+        <w:t xml:space="preserve">. </w:t>
+      </w:r>
+      <w:proofErr w:type="gramStart"/>
       <w:r>
         <w:rPr>
           <w:szCs w:val="28"/>
         </w:rPr>
+        <w:t>Статистика :</w:t>
+      </w:r>
+      <w:proofErr w:type="gramEnd"/>
+      <w:r>
+        <w:rPr>
+          <w:szCs w:val="28"/>
+        </w:rPr>
+        <w:t xml:space="preserve"> учебник / под ред. В.В. Глинского. </w:t>
+      </w:r>
+      <w:r>
+        <w:rPr>
+          <w:szCs w:val="28"/>
+        </w:rPr>
         <w:t>-</w:t>
       </w:r>
       <w:r>
         <w:rPr>
           <w:szCs w:val="28"/>
         </w:rPr>
-        <w:t xml:space="preserve"> 5-е изд., перераб. и доп. </w:t>
-      </w:r>
+        <w:t xml:space="preserve"> 5-е изд., </w:t>
+      </w:r>
+      <w:proofErr w:type="spellStart"/>
       <w:r>
         <w:rPr>
           <w:szCs w:val="28"/>
         </w:rPr>
+        <w:t>перераб</w:t>
+      </w:r>
+      <w:proofErr w:type="spellEnd"/>
+      <w:proofErr w:type="gramStart"/>
+      <w:r>
+        <w:rPr>
+          <w:szCs w:val="28"/>
+        </w:rPr>
+        <w:t>.</w:t>
+      </w:r>
+      <w:proofErr w:type="gramEnd"/>
+      <w:r>
+        <w:rPr>
+          <w:szCs w:val="28"/>
+        </w:rPr>
+        <w:t xml:space="preserve"> и доп. </w:t>
+      </w:r>
+      <w:r>
+        <w:rPr>
+          <w:szCs w:val="28"/>
+        </w:rPr>
         <w:t>-</w:t>
       </w:r>
       <w:r>
         <w:rPr>
           <w:szCs w:val="28"/>
         </w:rPr>
-        <w:t xml:space="preserve"> Москва : ИНФРА-М, 2024. </w:t>
-      </w:r>
+        <w:t xml:space="preserve"> </w:t>
+      </w:r>
+      <w:proofErr w:type="gramStart"/>
       <w:r>
         <w:rPr>
           <w:szCs w:val="28"/>
         </w:rPr>
+        <w:t>Москва :</w:t>
+      </w:r>
+      <w:proofErr w:type="gramEnd"/>
+      <w:r>
+        <w:rPr>
+          <w:szCs w:val="28"/>
+        </w:rPr>
+        <w:t xml:space="preserve"> ИНФРА-М, 2024. </w:t>
+      </w:r>
+      <w:r>
+        <w:rPr>
+          <w:szCs w:val="28"/>
+        </w:rPr>
         <w:t>-</w:t>
       </w:r>
       <w:r>
@@ -2663,7 +3078,21 @@
         <w:rPr>
           <w:szCs w:val="28"/>
         </w:rPr>
-        <w:t xml:space="preserve"> DOI 10.12737/1981697. - ISBN 978-5-16-018343-5. - Текст : электронный. - URL: https://znanium.ru/catalog/product/1981697 (дата обращения: 28.04.2024)</w:t>
+        <w:t xml:space="preserve"> DOI 10.12737/1981697. - ISBN 978-5-16-018343-5. - </w:t>
+      </w:r>
+      <w:proofErr w:type="gramStart"/>
+      <w:r>
+        <w:rPr>
+          <w:szCs w:val="28"/>
+        </w:rPr>
+        <w:t>Текст :</w:t>
+      </w:r>
+      <w:proofErr w:type="gramEnd"/>
+      <w:r>
+        <w:rPr>
+          <w:szCs w:val="28"/>
+        </w:rPr>
+        <w:t xml:space="preserve"> электронный. - URL: https://znanium.ru/catalog/product/1981697 (дата обращения: 28.04.2024)</w:t>
       </w:r>
     </w:p>
     <w:p>
@@ -2693,7 +3122,63 @@
         <w:rPr>
           <w:szCs w:val="28"/>
         </w:rPr>
-        <w:t>Загорулько, Ю.А. Искусственный интеллект. Инженерия знаний [Электронный ресурс] : учебное пособие для вузов / Ю.А. Загорулько, Г.Б. Загорулько. Москва : Юрайт, 2022. 93 с. URL: https://www.urait.ru/bcode/494205 (дата обращения: 06.03.2023). Режим доступа: для авториз. пользователей.</w:t>
+        <w:t>Загорулько, Ю.А. Искусственный интеллект. Инженерия знаний [Электронный ресурс</w:t>
+      </w:r>
+      <w:proofErr w:type="gramStart"/>
+      <w:r>
+        <w:rPr>
+          <w:szCs w:val="28"/>
+        </w:rPr>
+        <w:t>] :</w:t>
+      </w:r>
+      <w:proofErr w:type="gramEnd"/>
+      <w:r>
+        <w:rPr>
+          <w:szCs w:val="28"/>
+        </w:rPr>
+        <w:t xml:space="preserve"> учебное пособие для вузов / Ю.А. Загорулько, Г.Б. Загорулько. </w:t>
+      </w:r>
+      <w:proofErr w:type="gramStart"/>
+      <w:r>
+        <w:rPr>
+          <w:szCs w:val="28"/>
+        </w:rPr>
+        <w:t>Москва :</w:t>
+      </w:r>
+      <w:proofErr w:type="gramEnd"/>
+      <w:r>
+        <w:rPr>
+          <w:szCs w:val="28"/>
+        </w:rPr>
+        <w:t xml:space="preserve"> </w:t>
+      </w:r>
+      <w:proofErr w:type="spellStart"/>
+      <w:r>
+        <w:rPr>
+          <w:szCs w:val="28"/>
+        </w:rPr>
+        <w:t>Юрайт</w:t>
+      </w:r>
+      <w:proofErr w:type="spellEnd"/>
+      <w:r>
+        <w:rPr>
+          <w:szCs w:val="28"/>
+        </w:rPr>
+        <w:t xml:space="preserve">, 2022. 93 с. URL: https://www.urait.ru/bcode/494205 (дата обращения: 06.03.2023). Режим доступа: для </w:t>
+      </w:r>
+      <w:proofErr w:type="spellStart"/>
+      <w:r>
+        <w:rPr>
+          <w:szCs w:val="28"/>
+        </w:rPr>
+        <w:t>авториз</w:t>
+      </w:r>
+      <w:proofErr w:type="spellEnd"/>
+      <w:r>
+        <w:rPr>
+          <w:szCs w:val="28"/>
+        </w:rPr>
+        <w:t>. пользователей.</w:t>
       </w:r>
     </w:p>
     <w:p>
@@ -2703,7 +3188,15 @@
         <w:jc w:val="both"/>
       </w:pPr>
       <w:r>
-        <w:t xml:space="preserve">3. Официальная страница набора данных на UCI Machine Learning Repository. </w:t>
+        <w:t xml:space="preserve">3. Официальная страница набора данных на UCI Machine Learning </w:t>
+      </w:r>
+      <w:proofErr w:type="spellStart"/>
+      <w:r>
+        <w:t>Repository</w:t>
+      </w:r>
+      <w:proofErr w:type="spellEnd"/>
+      <w:r>
+        <w:t xml:space="preserve">. </w:t>
       </w:r>
       <w:hyperlink r:id="rId8" w:history="1">
         <w:r>
@@ -2724,7 +3217,39 @@
         <w:jc w:val="both"/>
       </w:pPr>
       <w:r>
-        <w:t xml:space="preserve">4. Streamlit Reveal Slides Репозиторий с примером использования Streamlit для создания презентаций. </w:t>
+        <w:t xml:space="preserve">4. </w:t>
+      </w:r>
+      <w:proofErr w:type="spellStart"/>
+      <w:r>
+        <w:t>Streamlit</w:t>
+      </w:r>
+      <w:proofErr w:type="spellEnd"/>
+      <w:r>
+        <w:t xml:space="preserve"> </w:t>
+      </w:r>
+      <w:proofErr w:type="spellStart"/>
+      <w:r>
+        <w:t>Reveal</w:t>
+      </w:r>
+      <w:proofErr w:type="spellEnd"/>
+      <w:r>
+        <w:t xml:space="preserve"> </w:t>
+      </w:r>
+      <w:proofErr w:type="spellStart"/>
+      <w:r>
+        <w:t>Slides</w:t>
+      </w:r>
+      <w:proofErr w:type="spellEnd"/>
+      <w:r>
+        <w:t xml:space="preserve"> Репозиторий с примером использования </w:t>
+      </w:r>
+      <w:proofErr w:type="spellStart"/>
+      <w:r>
+        <w:t>Streamlit</w:t>
+      </w:r>
+      <w:proofErr w:type="spellEnd"/>
+      <w:r>
+        <w:t xml:space="preserve"> для создания презентаций. </w:t>
       </w:r>
       <w:hyperlink r:id="rId9" w:history="1">
         <w:r>
@@ -2757,7 +3282,31 @@
         <w:jc w:val="both"/>
       </w:pPr>
       <w:r>
-        <w:t xml:space="preserve">5. Scikit-learn Documentation Официальная документация библиотеки Scikit-learn. </w:t>
+        <w:t xml:space="preserve">5. </w:t>
+      </w:r>
+      <w:proofErr w:type="spellStart"/>
+      <w:r>
+        <w:t>Scikit-learn</w:t>
+      </w:r>
+      <w:proofErr w:type="spellEnd"/>
+      <w:r>
+        <w:t xml:space="preserve"> </w:t>
+      </w:r>
+      <w:proofErr w:type="spellStart"/>
+      <w:r>
+        <w:t>Documentation</w:t>
+      </w:r>
+      <w:proofErr w:type="spellEnd"/>
+      <w:r>
+        <w:t xml:space="preserve"> Официальная документация библиотеки </w:t>
+      </w:r>
+      <w:proofErr w:type="spellStart"/>
+      <w:r>
+        <w:t>Scikit-learn</w:t>
+      </w:r>
+      <w:proofErr w:type="spellEnd"/>
+      <w:r>
+        <w:t xml:space="preserve">. </w:t>
       </w:r>
       <w:hyperlink r:id="rId10" w:history="1">
         <w:r>
@@ -2793,7 +3342,31 @@
         </w:rPr>
       </w:pPr>
       <w:r>
-        <w:t xml:space="preserve">6. Streamlit Documentation Официальная документация библиотеки Streamlit. </w:t>
+        <w:t xml:space="preserve">6. </w:t>
+      </w:r>
+      <w:proofErr w:type="spellStart"/>
+      <w:r>
+        <w:t>Streamlit</w:t>
+      </w:r>
+      <w:proofErr w:type="spellEnd"/>
+      <w:r>
+        <w:t xml:space="preserve"> </w:t>
+      </w:r>
+      <w:proofErr w:type="spellStart"/>
+      <w:r>
+        <w:t>Documentation</w:t>
+      </w:r>
+      <w:proofErr w:type="spellEnd"/>
+      <w:r>
+        <w:t xml:space="preserve"> Официальная документация библиотеки </w:t>
+      </w:r>
+      <w:proofErr w:type="spellStart"/>
+      <w:r>
+        <w:t>Streamlit</w:t>
+      </w:r>
+      <w:proofErr w:type="spellEnd"/>
+      <w:r>
+        <w:t xml:space="preserve">. </w:t>
       </w:r>
       <w:hyperlink r:id="rId11" w:history="1">
         <w:r>
@@ -2816,7 +3389,7 @@
         </w:r>
       </w:hyperlink>
       <w:r>
-        <w:t xml:space="preserve"> .</w:t>
+        <w:t xml:space="preserve"> </w:t>
       </w:r>
     </w:p>
     <w:p>
@@ -2831,14 +3404,6 @@
           <w:lang w:eastAsia="ru-RU"/>
         </w:rPr>
       </w:pPr>
-      <w:r>
-        <w:rPr>
-          <w:rFonts w:eastAsia="Times New Roman"/>
-          <w:szCs w:val="24"/>
-          <w:lang w:eastAsia="ru-RU"/>
-        </w:rPr>
-        <w:t>.</w:t>
-      </w:r>
     </w:p>
     <w:p>
       <w:pPr>
@@ -2879,7 +3444,7 @@
           <w:lang w:eastAsia="ru-RU"/>
         </w:rPr>
       </w:pPr>
-      <w:bookmarkStart w:id="18" w:name="_Toc232255667"/>
+      <w:bookmarkStart w:id="16" w:name="_Toc232256369"/>
       <w:r>
         <w:rPr>
           <w:lang w:eastAsia="ru-RU"/>
@@ -2887,7 +3452,7 @@
         <w:lastRenderedPageBreak/>
         <w:t>Приложение</w:t>
       </w:r>
-      <w:bookmarkEnd w:id="18"/>
+      <w:bookmarkEnd w:id="16"/>
     </w:p>
     <w:p>
       <w:pPr>
@@ -2900,7 +3465,15 @@
         </w:rPr>
       </w:pPr>
       <w:r>
-        <w:t xml:space="preserve">1. Ссылка на Git-репозиторий проекта: </w:t>
+        <w:t xml:space="preserve">1. Ссылка на </w:t>
+      </w:r>
+      <w:proofErr w:type="spellStart"/>
+      <w:r>
+        <w:t>Git</w:t>
+      </w:r>
+      <w:proofErr w:type="spellEnd"/>
+      <w:r>
+        <w:t xml:space="preserve">-репозиторий проекта: </w:t>
       </w:r>
       <w:r>
         <w:t>https://github.com/Ntxfloy/predictive_maintenance_project</w:t>
@@ -2911,11 +3484,18 @@
       </w:r>
       <w:r>
         <w:br/>
-        <w:t>3. Исходный код Streamlit-приложения: app.py, analysis_and_model.py, presentation.py</w:t>
+        <w:t xml:space="preserve">3. Исходный код </w:t>
+      </w:r>
+      <w:proofErr w:type="spellStart"/>
+      <w:r>
+        <w:t>Streamlit</w:t>
+      </w:r>
+      <w:proofErr w:type="spellEnd"/>
+      <w:r>
+        <w:t>-приложения: app.py, analysis_and_model.py, presentation.py</w:t>
       </w:r>
       <w:r>
         <w:br/>
-        <w:t>4. Скрипт генерации отчетной документации: generate_report.py</w:t>
       </w:r>
     </w:p>
     <w:sectPr>
